--- a/backend/app/tests/reports/modules/test_approve_reject_workflow_documentation.docx
+++ b/backend/app/tests/reports/modules/test_approve_reject_workflow_documentation.docx
@@ -12,17 +12,17 @@
     </w:p>
     <w:p>
       <w:r>
-        <w:t>Generated at: 2026-07-10T05:01:59+00:00</w:t>
+        <w:t>Generated at: 2026-10-01T13:09:53+00:00</w:t>
       </w:r>
     </w:p>
     <w:p>
       <w:r>
-        <w:t>Test session started: 2026-07-10T04:58:46+00:00</w:t>
+        <w:t>Test session started: 2026-10-01T13:09:40+00:00</w:t>
       </w:r>
     </w:p>
     <w:p>
       <w:r>
-        <w:t>Pytest exit status: 1</w:t>
+        <w:t>Pytest exit status: 0</w:t>
       </w:r>
     </w:p>
     <w:p>
@@ -200,7 +200,7 @@
     </w:p>
     <w:p>
       <w:r>
-        <w:t>Source file: /app/app/tests/test_approve_reject_workflow.py</w:t>
+        <w:t>Source file: C:\Users\Chandrasekhar\Downloads\DroneArjuna_final\DroneArjuna\backend\app\tests\test_approve_reject_workflow.py</w:t>
       </w:r>
     </w:p>
     <w:tbl>
@@ -348,7 +348,7 @@
           </w:tcPr>
           <w:p>
             <w:r>
-              <w:t>0.597</w:t>
+              <w:t>2.651</w:t>
             </w:r>
           </w:p>
         </w:tc>
@@ -400,27 +400,27 @@
           </w:tcPr>
           <w:p>
             <w:r>
-              <w:t>AR-02: Response must include a non-empty temp_password for the frontend to display.</w:t>
-            </w:r>
-          </w:p>
-        </w:tc>
-        <w:tc>
-          <w:tcPr>
-            <w:tcW w:w="2400" w:type="dxa"/>
-          </w:tcPr>
-          <w:p>
-            <w:r>
-              <w:t>Passed</w:t>
-            </w:r>
-          </w:p>
-        </w:tc>
-        <w:tc>
-          <w:tcPr>
-            <w:tcW w:w="2400" w:type="dxa"/>
-          </w:tcPr>
-          <w:p>
-            <w:r>
-              <w:t>0.618</w:t>
+              <w:t>AR-02: Response must NOT contain the temp password (emailed only).</w:t>
+            </w:r>
+          </w:p>
+        </w:tc>
+        <w:tc>
+          <w:tcPr>
+            <w:tcW w:w="2400" w:type="dxa"/>
+          </w:tcPr>
+          <w:p>
+            <w:r>
+              <w:t>Passed</w:t>
+            </w:r>
+          </w:p>
+        </w:tc>
+        <w:tc>
+          <w:tcPr>
+            <w:tcW w:w="2400" w:type="dxa"/>
+          </w:tcPr>
+          <w:p>
+            <w:r>
+              <w:t>0.582</w:t>
             </w:r>
           </w:p>
         </w:tc>
@@ -492,7 +492,7 @@
           </w:tcPr>
           <w:p>
             <w:r>
-              <w:t>0.622</w:t>
+              <w:t>0.580</w:t>
             </w:r>
           </w:p>
         </w:tc>
@@ -564,7 +564,7 @@
           </w:tcPr>
           <w:p>
             <w:r>
-              <w:t>0.596</w:t>
+              <w:t>0.610</w:t>
             </w:r>
           </w:p>
         </w:tc>
@@ -636,7 +636,7 @@
           </w:tcPr>
           <w:p>
             <w:r>
-              <w:t>0.899</w:t>
+              <w:t>0.882</w:t>
             </w:r>
           </w:p>
         </w:tc>
@@ -708,7 +708,7 @@
           </w:tcPr>
           <w:p>
             <w:r>
-              <w:t>0.591</w:t>
+              <w:t>0.605</w:t>
             </w:r>
           </w:p>
         </w:tc>
@@ -780,6 +780,222 @@
           </w:tcPr>
           <w:p>
             <w:r>
+              <w:t>0.329</w:t>
+            </w:r>
+          </w:p>
+        </w:tc>
+        <w:tc>
+          <w:tcPr>
+            <w:tcW w:w="2400" w:type="dxa"/>
+          </w:tcPr>
+          <w:p>
+            <w:r>
+              <w:t>asyncio</w:t>
+            </w:r>
+          </w:p>
+        </w:tc>
+        <w:tc>
+          <w:tcPr>
+            <w:tcW w:w="2400" w:type="dxa"/>
+          </w:tcPr>
+          <w:p>
+            <w:r>
+              <w:t>-</w:t>
+            </w:r>
+          </w:p>
+        </w:tc>
+      </w:tr>
+      <w:tr>
+        <w:tc>
+          <w:tcPr>
+            <w:tcW w:w="2400" w:type="dxa"/>
+          </w:tcPr>
+          <w:p>
+            <w:r>
+              <w:t>8</w:t>
+            </w:r>
+          </w:p>
+        </w:tc>
+        <w:tc>
+          <w:tcPr>
+            <w:tcW w:w="2400" w:type="dxa"/>
+          </w:tcPr>
+          <w:p>
+            <w:r>
+              <w:t>test_ar08_reject_response_shape_for_frontend_state_merge</w:t>
+            </w:r>
+          </w:p>
+        </w:tc>
+        <w:tc>
+          <w:tcPr>
+            <w:tcW w:w="2400" w:type="dxa"/>
+          </w:tcPr>
+          <w:p>
+            <w:r>
+              <w:t>AR-08: Response must carry status='rejected' and reviewed_at so the | frontend can merge it into the requests array without a reload.</w:t>
+            </w:r>
+          </w:p>
+        </w:tc>
+        <w:tc>
+          <w:tcPr>
+            <w:tcW w:w="2400" w:type="dxa"/>
+          </w:tcPr>
+          <w:p>
+            <w:r>
+              <w:t>Passed</w:t>
+            </w:r>
+          </w:p>
+        </w:tc>
+        <w:tc>
+          <w:tcPr>
+            <w:tcW w:w="2400" w:type="dxa"/>
+          </w:tcPr>
+          <w:p>
+            <w:r>
+              <w:t>0.322</w:t>
+            </w:r>
+          </w:p>
+        </w:tc>
+        <w:tc>
+          <w:tcPr>
+            <w:tcW w:w="2400" w:type="dxa"/>
+          </w:tcPr>
+          <w:p>
+            <w:r>
+              <w:t>asyncio</w:t>
+            </w:r>
+          </w:p>
+        </w:tc>
+        <w:tc>
+          <w:tcPr>
+            <w:tcW w:w="2400" w:type="dxa"/>
+          </w:tcPr>
+          <w:p>
+            <w:r>
+              <w:t>-</w:t>
+            </w:r>
+          </w:p>
+        </w:tc>
+      </w:tr>
+      <w:tr>
+        <w:tc>
+          <w:tcPr>
+            <w:tcW w:w="2400" w:type="dxa"/>
+          </w:tcPr>
+          <w:p>
+            <w:r>
+              <w:t>9</w:t>
+            </w:r>
+          </w:p>
+        </w:tc>
+        <w:tc>
+          <w:tcPr>
+            <w:tcW w:w="2400" w:type="dxa"/>
+          </w:tcPr>
+          <w:p>
+            <w:r>
+              <w:t>test_ar09_reject_does_not_create_user</w:t>
+            </w:r>
+          </w:p>
+        </w:tc>
+        <w:tc>
+          <w:tcPr>
+            <w:tcW w:w="2400" w:type="dxa"/>
+          </w:tcPr>
+          <w:p>
+            <w:r>
+              <w:t>AR-09: Rejecting a request must NOT create a user account.</w:t>
+            </w:r>
+          </w:p>
+        </w:tc>
+        <w:tc>
+          <w:tcPr>
+            <w:tcW w:w="2400" w:type="dxa"/>
+          </w:tcPr>
+          <w:p>
+            <w:r>
+              <w:t>Passed</w:t>
+            </w:r>
+          </w:p>
+        </w:tc>
+        <w:tc>
+          <w:tcPr>
+            <w:tcW w:w="2400" w:type="dxa"/>
+          </w:tcPr>
+          <w:p>
+            <w:r>
+              <w:t>0.327</w:t>
+            </w:r>
+          </w:p>
+        </w:tc>
+        <w:tc>
+          <w:tcPr>
+            <w:tcW w:w="2400" w:type="dxa"/>
+          </w:tcPr>
+          <w:p>
+            <w:r>
+              <w:t>asyncio</w:t>
+            </w:r>
+          </w:p>
+        </w:tc>
+        <w:tc>
+          <w:tcPr>
+            <w:tcW w:w="2400" w:type="dxa"/>
+          </w:tcPr>
+          <w:p>
+            <w:r>
+              <w:t>-</w:t>
+            </w:r>
+          </w:p>
+        </w:tc>
+      </w:tr>
+      <w:tr>
+        <w:tc>
+          <w:tcPr>
+            <w:tcW w:w="2400" w:type="dxa"/>
+          </w:tcPr>
+          <w:p>
+            <w:r>
+              <w:t>10</w:t>
+            </w:r>
+          </w:p>
+        </w:tc>
+        <w:tc>
+          <w:tcPr>
+            <w:tcW w:w="2400" w:type="dxa"/>
+          </w:tcPr>
+          <w:p>
+            <w:r>
+              <w:t>test_ar10_admin_note_persisted_on_reject</w:t>
+            </w:r>
+          </w:p>
+        </w:tc>
+        <w:tc>
+          <w:tcPr>
+            <w:tcW w:w="2400" w:type="dxa"/>
+          </w:tcPr>
+          <w:p>
+            <w:r>
+              <w:t>AR-10: admin_note supplied in reject body is stored and returned.</w:t>
+            </w:r>
+          </w:p>
+        </w:tc>
+        <w:tc>
+          <w:tcPr>
+            <w:tcW w:w="2400" w:type="dxa"/>
+          </w:tcPr>
+          <w:p>
+            <w:r>
+              <w:t>Passed</w:t>
+            </w:r>
+          </w:p>
+        </w:tc>
+        <w:tc>
+          <w:tcPr>
+            <w:tcW w:w="2400" w:type="dxa"/>
+          </w:tcPr>
+          <w:p>
+            <w:r>
               <w:t>0.307</w:t>
             </w:r>
           </w:p>
@@ -812,99 +1028,747 @@
           </w:tcPr>
           <w:p>
             <w:r>
-              <w:t>8</w:t>
-            </w:r>
-          </w:p>
-        </w:tc>
-        <w:tc>
-          <w:tcPr>
-            <w:tcW w:w="2400" w:type="dxa"/>
-          </w:tcPr>
-          <w:p>
-            <w:r>
-              <w:t>test_ar08_reject_response_shape_for_frontend_state_merge</w:t>
-            </w:r>
-          </w:p>
-        </w:tc>
-        <w:tc>
-          <w:tcPr>
-            <w:tcW w:w="2400" w:type="dxa"/>
-          </w:tcPr>
-          <w:p>
-            <w:r>
-              <w:t>AR-08: Response must carry status='rejected' and reviewed_at so the | frontend can merge it into the requests array without a reload.</w:t>
-            </w:r>
-          </w:p>
-        </w:tc>
-        <w:tc>
-          <w:tcPr>
-            <w:tcW w:w="2400" w:type="dxa"/>
-          </w:tcPr>
-          <w:p>
-            <w:r>
-              <w:t>Passed</w:t>
-            </w:r>
-          </w:p>
-        </w:tc>
-        <w:tc>
-          <w:tcPr>
-            <w:tcW w:w="2400" w:type="dxa"/>
-          </w:tcPr>
-          <w:p>
-            <w:r>
-              <w:t>0.312</w:t>
-            </w:r>
-          </w:p>
-        </w:tc>
-        <w:tc>
-          <w:tcPr>
-            <w:tcW w:w="2400" w:type="dxa"/>
-          </w:tcPr>
-          <w:p>
-            <w:r>
-              <w:t>asyncio</w:t>
-            </w:r>
-          </w:p>
-        </w:tc>
-        <w:tc>
-          <w:tcPr>
-            <w:tcW w:w="2400" w:type="dxa"/>
-          </w:tcPr>
-          <w:p>
-            <w:r>
-              <w:t>-</w:t>
-            </w:r>
-          </w:p>
-        </w:tc>
-      </w:tr>
-      <w:tr>
-        <w:tc>
-          <w:tcPr>
-            <w:tcW w:w="2400" w:type="dxa"/>
-          </w:tcPr>
-          <w:p>
-            <w:r>
-              <w:t>9</w:t>
-            </w:r>
-          </w:p>
-        </w:tc>
-        <w:tc>
-          <w:tcPr>
-            <w:tcW w:w="2400" w:type="dxa"/>
-          </w:tcPr>
-          <w:p>
-            <w:r>
-              <w:t>test_ar09_reject_does_not_create_user</w:t>
-            </w:r>
-          </w:p>
-        </w:tc>
-        <w:tc>
-          <w:tcPr>
-            <w:tcW w:w="2400" w:type="dxa"/>
-          </w:tcPr>
-          <w:p>
-            <w:r>
-              <w:t>AR-09: Rejecting a request must NOT create a user account.</w:t>
+              <w:t>11</w:t>
+            </w:r>
+          </w:p>
+        </w:tc>
+        <w:tc>
+          <w:tcPr>
+            <w:tcW w:w="2400" w:type="dxa"/>
+          </w:tcPr>
+          <w:p>
+            <w:r>
+              <w:t>test_ar11_rejected_row_visible_in_list</w:t>
+            </w:r>
+          </w:p>
+        </w:tc>
+        <w:tc>
+          <w:tcPr>
+            <w:tcW w:w="2400" w:type="dxa"/>
+          </w:tcPr>
+          <w:p>
+            <w:r>
+              <w:t>AR-11: After rejection, GET /access-requests returns the row with | status='rejected' so the frontend list re-renders correctly.</w:t>
+            </w:r>
+          </w:p>
+        </w:tc>
+        <w:tc>
+          <w:tcPr>
+            <w:tcW w:w="2400" w:type="dxa"/>
+          </w:tcPr>
+          <w:p>
+            <w:r>
+              <w:t>Passed</w:t>
+            </w:r>
+          </w:p>
+        </w:tc>
+        <w:tc>
+          <w:tcPr>
+            <w:tcW w:w="2400" w:type="dxa"/>
+          </w:tcPr>
+          <w:p>
+            <w:r>
+              <w:t>0.447</w:t>
+            </w:r>
+          </w:p>
+        </w:tc>
+        <w:tc>
+          <w:tcPr>
+            <w:tcW w:w="2400" w:type="dxa"/>
+          </w:tcPr>
+          <w:p>
+            <w:r>
+              <w:t>asyncio</w:t>
+            </w:r>
+          </w:p>
+        </w:tc>
+        <w:tc>
+          <w:tcPr>
+            <w:tcW w:w="2400" w:type="dxa"/>
+          </w:tcPr>
+          <w:p>
+            <w:r>
+              <w:t>-</w:t>
+            </w:r>
+          </w:p>
+        </w:tc>
+      </w:tr>
+      <w:tr>
+        <w:tc>
+          <w:tcPr>
+            <w:tcW w:w="2400" w:type="dxa"/>
+          </w:tcPr>
+          <w:p>
+            <w:r>
+              <w:t>12</w:t>
+            </w:r>
+          </w:p>
+        </w:tc>
+        <w:tc>
+          <w:tcPr>
+            <w:tcW w:w="2400" w:type="dxa"/>
+          </w:tcPr>
+          <w:p>
+            <w:r>
+              <w:t>test_ar12_double_accept_is_409</w:t>
+            </w:r>
+          </w:p>
+        </w:tc>
+        <w:tc>
+          <w:tcPr>
+            <w:tcW w:w="2400" w:type="dxa"/>
+          </w:tcPr>
+          <w:p>
+            <w:r>
+              <w:t>AR-12: Accepting an already-approved request must return 409.</w:t>
+            </w:r>
+          </w:p>
+        </w:tc>
+        <w:tc>
+          <w:tcPr>
+            <w:tcW w:w="2400" w:type="dxa"/>
+          </w:tcPr>
+          <w:p>
+            <w:r>
+              <w:t>Passed</w:t>
+            </w:r>
+          </w:p>
+        </w:tc>
+        <w:tc>
+          <w:tcPr>
+            <w:tcW w:w="2400" w:type="dxa"/>
+          </w:tcPr>
+          <w:p>
+            <w:r>
+              <w:t>0.592</w:t>
+            </w:r>
+          </w:p>
+        </w:tc>
+        <w:tc>
+          <w:tcPr>
+            <w:tcW w:w="2400" w:type="dxa"/>
+          </w:tcPr>
+          <w:p>
+            <w:r>
+              <w:t>asyncio</w:t>
+            </w:r>
+          </w:p>
+        </w:tc>
+        <w:tc>
+          <w:tcPr>
+            <w:tcW w:w="2400" w:type="dxa"/>
+          </w:tcPr>
+          <w:p>
+            <w:r>
+              <w:t>-</w:t>
+            </w:r>
+          </w:p>
+        </w:tc>
+      </w:tr>
+      <w:tr>
+        <w:tc>
+          <w:tcPr>
+            <w:tcW w:w="2400" w:type="dxa"/>
+          </w:tcPr>
+          <w:p>
+            <w:r>
+              <w:t>13</w:t>
+            </w:r>
+          </w:p>
+        </w:tc>
+        <w:tc>
+          <w:tcPr>
+            <w:tcW w:w="2400" w:type="dxa"/>
+          </w:tcPr>
+          <w:p>
+            <w:r>
+              <w:t>test_ar13_double_reject_is_409</w:t>
+            </w:r>
+          </w:p>
+        </w:tc>
+        <w:tc>
+          <w:tcPr>
+            <w:tcW w:w="2400" w:type="dxa"/>
+          </w:tcPr>
+          <w:p>
+            <w:r>
+              <w:t>AR-13: Rejecting an already-rejected request must return 409.</w:t>
+            </w:r>
+          </w:p>
+        </w:tc>
+        <w:tc>
+          <w:tcPr>
+            <w:tcW w:w="2400" w:type="dxa"/>
+          </w:tcPr>
+          <w:p>
+            <w:r>
+              <w:t>Passed</w:t>
+            </w:r>
+          </w:p>
+        </w:tc>
+        <w:tc>
+          <w:tcPr>
+            <w:tcW w:w="2400" w:type="dxa"/>
+          </w:tcPr>
+          <w:p>
+            <w:r>
+              <w:t>0.329</w:t>
+            </w:r>
+          </w:p>
+        </w:tc>
+        <w:tc>
+          <w:tcPr>
+            <w:tcW w:w="2400" w:type="dxa"/>
+          </w:tcPr>
+          <w:p>
+            <w:r>
+              <w:t>asyncio</w:t>
+            </w:r>
+          </w:p>
+        </w:tc>
+        <w:tc>
+          <w:tcPr>
+            <w:tcW w:w="2400" w:type="dxa"/>
+          </w:tcPr>
+          <w:p>
+            <w:r>
+              <w:t>-</w:t>
+            </w:r>
+          </w:p>
+        </w:tc>
+      </w:tr>
+      <w:tr>
+        <w:tc>
+          <w:tcPr>
+            <w:tcW w:w="2400" w:type="dxa"/>
+          </w:tcPr>
+          <w:p>
+            <w:r>
+              <w:t>14</w:t>
+            </w:r>
+          </w:p>
+        </w:tc>
+        <w:tc>
+          <w:tcPr>
+            <w:tcW w:w="2400" w:type="dxa"/>
+          </w:tcPr>
+          <w:p>
+            <w:r>
+              <w:t>test_ar14_accept_after_reject_is_409</w:t>
+            </w:r>
+          </w:p>
+        </w:tc>
+        <w:tc>
+          <w:tcPr>
+            <w:tcW w:w="2400" w:type="dxa"/>
+          </w:tcPr>
+          <w:p>
+            <w:r>
+              <w:t>AR-14: A rejected request cannot be subsequently accepted.</w:t>
+            </w:r>
+          </w:p>
+        </w:tc>
+        <w:tc>
+          <w:tcPr>
+            <w:tcW w:w="2400" w:type="dxa"/>
+          </w:tcPr>
+          <w:p>
+            <w:r>
+              <w:t>Passed</w:t>
+            </w:r>
+          </w:p>
+        </w:tc>
+        <w:tc>
+          <w:tcPr>
+            <w:tcW w:w="2400" w:type="dxa"/>
+          </w:tcPr>
+          <w:p>
+            <w:r>
+              <w:t>0.315</w:t>
+            </w:r>
+          </w:p>
+        </w:tc>
+        <w:tc>
+          <w:tcPr>
+            <w:tcW w:w="2400" w:type="dxa"/>
+          </w:tcPr>
+          <w:p>
+            <w:r>
+              <w:t>asyncio</w:t>
+            </w:r>
+          </w:p>
+        </w:tc>
+        <w:tc>
+          <w:tcPr>
+            <w:tcW w:w="2400" w:type="dxa"/>
+          </w:tcPr>
+          <w:p>
+            <w:r>
+              <w:t>-</w:t>
+            </w:r>
+          </w:p>
+        </w:tc>
+      </w:tr>
+      <w:tr>
+        <w:tc>
+          <w:tcPr>
+            <w:tcW w:w="2400" w:type="dxa"/>
+          </w:tcPr>
+          <w:p>
+            <w:r>
+              <w:t>15</w:t>
+            </w:r>
+          </w:p>
+        </w:tc>
+        <w:tc>
+          <w:tcPr>
+            <w:tcW w:w="2400" w:type="dxa"/>
+          </w:tcPr>
+          <w:p>
+            <w:r>
+              <w:t>test_ar15_reject_after_accept_is_409</w:t>
+            </w:r>
+          </w:p>
+        </w:tc>
+        <w:tc>
+          <w:tcPr>
+            <w:tcW w:w="2400" w:type="dxa"/>
+          </w:tcPr>
+          <w:p>
+            <w:r>
+              <w:t>AR-15: An approved request cannot be subsequently rejected.</w:t>
+            </w:r>
+          </w:p>
+        </w:tc>
+        <w:tc>
+          <w:tcPr>
+            <w:tcW w:w="2400" w:type="dxa"/>
+          </w:tcPr>
+          <w:p>
+            <w:r>
+              <w:t>Passed</w:t>
+            </w:r>
+          </w:p>
+        </w:tc>
+        <w:tc>
+          <w:tcPr>
+            <w:tcW w:w="2400" w:type="dxa"/>
+          </w:tcPr>
+          <w:p>
+            <w:r>
+              <w:t>0.631</w:t>
+            </w:r>
+          </w:p>
+        </w:tc>
+        <w:tc>
+          <w:tcPr>
+            <w:tcW w:w="2400" w:type="dxa"/>
+          </w:tcPr>
+          <w:p>
+            <w:r>
+              <w:t>asyncio</w:t>
+            </w:r>
+          </w:p>
+        </w:tc>
+        <w:tc>
+          <w:tcPr>
+            <w:tcW w:w="2400" w:type="dxa"/>
+          </w:tcPr>
+          <w:p>
+            <w:r>
+              <w:t>-</w:t>
+            </w:r>
+          </w:p>
+        </w:tc>
+      </w:tr>
+      <w:tr>
+        <w:tc>
+          <w:tcPr>
+            <w:tcW w:w="2400" w:type="dxa"/>
+          </w:tcPr>
+          <w:p>
+            <w:r>
+              <w:t>16</w:t>
+            </w:r>
+          </w:p>
+        </w:tc>
+        <w:tc>
+          <w:tcPr>
+            <w:tcW w:w="2400" w:type="dxa"/>
+          </w:tcPr>
+          <w:p>
+            <w:r>
+              <w:t>test_ar16_viewer_cannot_accept</w:t>
+            </w:r>
+          </w:p>
+        </w:tc>
+        <w:tc>
+          <w:tcPr>
+            <w:tcW w:w="2400" w:type="dxa"/>
+          </w:tcPr>
+          <w:p>
+            <w:r>
+              <w:t>AR-16: Viewer role must receive 403 on accept.</w:t>
+            </w:r>
+          </w:p>
+        </w:tc>
+        <w:tc>
+          <w:tcPr>
+            <w:tcW w:w="2400" w:type="dxa"/>
+          </w:tcPr>
+          <w:p>
+            <w:r>
+              <w:t>Passed</w:t>
+            </w:r>
+          </w:p>
+        </w:tc>
+        <w:tc>
+          <w:tcPr>
+            <w:tcW w:w="2400" w:type="dxa"/>
+          </w:tcPr>
+          <w:p>
+            <w:r>
+              <w:t>0.334</w:t>
+            </w:r>
+          </w:p>
+        </w:tc>
+        <w:tc>
+          <w:tcPr>
+            <w:tcW w:w="2400" w:type="dxa"/>
+          </w:tcPr>
+          <w:p>
+            <w:r>
+              <w:t>asyncio</w:t>
+            </w:r>
+          </w:p>
+        </w:tc>
+        <w:tc>
+          <w:tcPr>
+            <w:tcW w:w="2400" w:type="dxa"/>
+          </w:tcPr>
+          <w:p>
+            <w:r>
+              <w:t>-</w:t>
+            </w:r>
+          </w:p>
+        </w:tc>
+      </w:tr>
+      <w:tr>
+        <w:tc>
+          <w:tcPr>
+            <w:tcW w:w="2400" w:type="dxa"/>
+          </w:tcPr>
+          <w:p>
+            <w:r>
+              <w:t>17</w:t>
+            </w:r>
+          </w:p>
+        </w:tc>
+        <w:tc>
+          <w:tcPr>
+            <w:tcW w:w="2400" w:type="dxa"/>
+          </w:tcPr>
+          <w:p>
+            <w:r>
+              <w:t>test_ar17_viewer_cannot_reject</w:t>
+            </w:r>
+          </w:p>
+        </w:tc>
+        <w:tc>
+          <w:tcPr>
+            <w:tcW w:w="2400" w:type="dxa"/>
+          </w:tcPr>
+          <w:p>
+            <w:r>
+              <w:t>AR-17: Viewer role must receive 403 on reject.</w:t>
+            </w:r>
+          </w:p>
+        </w:tc>
+        <w:tc>
+          <w:tcPr>
+            <w:tcW w:w="2400" w:type="dxa"/>
+          </w:tcPr>
+          <w:p>
+            <w:r>
+              <w:t>Passed</w:t>
+            </w:r>
+          </w:p>
+        </w:tc>
+        <w:tc>
+          <w:tcPr>
+            <w:tcW w:w="2400" w:type="dxa"/>
+          </w:tcPr>
+          <w:p>
+            <w:r>
+              <w:t>0.305</w:t>
+            </w:r>
+          </w:p>
+        </w:tc>
+        <w:tc>
+          <w:tcPr>
+            <w:tcW w:w="2400" w:type="dxa"/>
+          </w:tcPr>
+          <w:p>
+            <w:r>
+              <w:t>asyncio</w:t>
+            </w:r>
+          </w:p>
+        </w:tc>
+        <w:tc>
+          <w:tcPr>
+            <w:tcW w:w="2400" w:type="dxa"/>
+          </w:tcPr>
+          <w:p>
+            <w:r>
+              <w:t>-</w:t>
+            </w:r>
+          </w:p>
+        </w:tc>
+      </w:tr>
+      <w:tr>
+        <w:tc>
+          <w:tcPr>
+            <w:tcW w:w="2400" w:type="dxa"/>
+          </w:tcPr>
+          <w:p>
+            <w:r>
+              <w:t>18</w:t>
+            </w:r>
+          </w:p>
+        </w:tc>
+        <w:tc>
+          <w:tcPr>
+            <w:tcW w:w="2400" w:type="dxa"/>
+          </w:tcPr>
+          <w:p>
+            <w:r>
+              <w:t>test_ar18_unauthenticated_accept_is_401</w:t>
+            </w:r>
+          </w:p>
+        </w:tc>
+        <w:tc>
+          <w:tcPr>
+            <w:tcW w:w="2400" w:type="dxa"/>
+          </w:tcPr>
+          <w:p>
+            <w:r>
+              <w:t>AR-18: No Bearer token on accept → 401.</w:t>
+            </w:r>
+          </w:p>
+        </w:tc>
+        <w:tc>
+          <w:tcPr>
+            <w:tcW w:w="2400" w:type="dxa"/>
+          </w:tcPr>
+          <w:p>
+            <w:r>
+              <w:t>Passed</w:t>
+            </w:r>
+          </w:p>
+        </w:tc>
+        <w:tc>
+          <w:tcPr>
+            <w:tcW w:w="2400" w:type="dxa"/>
+          </w:tcPr>
+          <w:p>
+            <w:r>
+              <w:t>0.021</w:t>
+            </w:r>
+          </w:p>
+        </w:tc>
+        <w:tc>
+          <w:tcPr>
+            <w:tcW w:w="2400" w:type="dxa"/>
+          </w:tcPr>
+          <w:p>
+            <w:r>
+              <w:t>asyncio</w:t>
+            </w:r>
+          </w:p>
+        </w:tc>
+        <w:tc>
+          <w:tcPr>
+            <w:tcW w:w="2400" w:type="dxa"/>
+          </w:tcPr>
+          <w:p>
+            <w:r>
+              <w:t>-</w:t>
+            </w:r>
+          </w:p>
+        </w:tc>
+      </w:tr>
+      <w:tr>
+        <w:tc>
+          <w:tcPr>
+            <w:tcW w:w="2400" w:type="dxa"/>
+          </w:tcPr>
+          <w:p>
+            <w:r>
+              <w:t>19</w:t>
+            </w:r>
+          </w:p>
+        </w:tc>
+        <w:tc>
+          <w:tcPr>
+            <w:tcW w:w="2400" w:type="dxa"/>
+          </w:tcPr>
+          <w:p>
+            <w:r>
+              <w:t>test_ar19_unauthenticated_reject_is_401</w:t>
+            </w:r>
+          </w:p>
+        </w:tc>
+        <w:tc>
+          <w:tcPr>
+            <w:tcW w:w="2400" w:type="dxa"/>
+          </w:tcPr>
+          <w:p>
+            <w:r>
+              <w:t>AR-19: No Bearer token on reject → 401.</w:t>
+            </w:r>
+          </w:p>
+        </w:tc>
+        <w:tc>
+          <w:tcPr>
+            <w:tcW w:w="2400" w:type="dxa"/>
+          </w:tcPr>
+          <w:p>
+            <w:r>
+              <w:t>Passed</w:t>
+            </w:r>
+          </w:p>
+        </w:tc>
+        <w:tc>
+          <w:tcPr>
+            <w:tcW w:w="2400" w:type="dxa"/>
+          </w:tcPr>
+          <w:p>
+            <w:r>
+              <w:t>0.054</w:t>
+            </w:r>
+          </w:p>
+        </w:tc>
+        <w:tc>
+          <w:tcPr>
+            <w:tcW w:w="2400" w:type="dxa"/>
+          </w:tcPr>
+          <w:p>
+            <w:r>
+              <w:t>asyncio</w:t>
+            </w:r>
+          </w:p>
+        </w:tc>
+        <w:tc>
+          <w:tcPr>
+            <w:tcW w:w="2400" w:type="dxa"/>
+          </w:tcPr>
+          <w:p>
+            <w:r>
+              <w:t>-</w:t>
+            </w:r>
+          </w:p>
+        </w:tc>
+      </w:tr>
+      <w:tr>
+        <w:tc>
+          <w:tcPr>
+            <w:tcW w:w="2400" w:type="dxa"/>
+          </w:tcPr>
+          <w:p>
+            <w:r>
+              <w:t>20</w:t>
+            </w:r>
+          </w:p>
+        </w:tc>
+        <w:tc>
+          <w:tcPr>
+            <w:tcW w:w="2400" w:type="dxa"/>
+          </w:tcPr>
+          <w:p>
+            <w:r>
+              <w:t>test_ar20_accept_nonexistent_is_404</w:t>
+            </w:r>
+          </w:p>
+        </w:tc>
+        <w:tc>
+          <w:tcPr>
+            <w:tcW w:w="2400" w:type="dxa"/>
+          </w:tcPr>
+          <w:p>
+            <w:r>
+              <w:t>AR-20: Accepting a non-existent request id must return 404.</w:t>
+            </w:r>
+          </w:p>
+        </w:tc>
+        <w:tc>
+          <w:tcPr>
+            <w:tcW w:w="2400" w:type="dxa"/>
+          </w:tcPr>
+          <w:p>
+            <w:r>
+              <w:t>Passed</w:t>
+            </w:r>
+          </w:p>
+        </w:tc>
+        <w:tc>
+          <w:tcPr>
+            <w:tcW w:w="2400" w:type="dxa"/>
+          </w:tcPr>
+          <w:p>
+            <w:r>
+              <w:t>0.313</w:t>
+            </w:r>
+          </w:p>
+        </w:tc>
+        <w:tc>
+          <w:tcPr>
+            <w:tcW w:w="2400" w:type="dxa"/>
+          </w:tcPr>
+          <w:p>
+            <w:r>
+              <w:t>asyncio</w:t>
+            </w:r>
+          </w:p>
+        </w:tc>
+        <w:tc>
+          <w:tcPr>
+            <w:tcW w:w="2400" w:type="dxa"/>
+          </w:tcPr>
+          <w:p>
+            <w:r>
+              <w:t>-</w:t>
+            </w:r>
+          </w:p>
+        </w:tc>
+      </w:tr>
+      <w:tr>
+        <w:tc>
+          <w:tcPr>
+            <w:tcW w:w="2400" w:type="dxa"/>
+          </w:tcPr>
+          <w:p>
+            <w:r>
+              <w:t>21</w:t>
+            </w:r>
+          </w:p>
+        </w:tc>
+        <w:tc>
+          <w:tcPr>
+            <w:tcW w:w="2400" w:type="dxa"/>
+          </w:tcPr>
+          <w:p>
+            <w:r>
+              <w:t>test_ar21_reject_nonexistent_is_404</w:t>
+            </w:r>
+          </w:p>
+        </w:tc>
+        <w:tc>
+          <w:tcPr>
+            <w:tcW w:w="2400" w:type="dxa"/>
+          </w:tcPr>
+          <w:p>
+            <w:r>
+              <w:t>AR-21: Rejecting a non-existent request id must return 404.</w:t>
             </w:r>
           </w:p>
         </w:tc>
@@ -956,870 +1820,6 @@
           </w:tcPr>
           <w:p>
             <w:r>
-              <w:t>10</w:t>
-            </w:r>
-          </w:p>
-        </w:tc>
-        <w:tc>
-          <w:tcPr>
-            <w:tcW w:w="2400" w:type="dxa"/>
-          </w:tcPr>
-          <w:p>
-            <w:r>
-              <w:t>test_ar10_admin_note_persisted_on_reject</w:t>
-            </w:r>
-          </w:p>
-        </w:tc>
-        <w:tc>
-          <w:tcPr>
-            <w:tcW w:w="2400" w:type="dxa"/>
-          </w:tcPr>
-          <w:p>
-            <w:r>
-              <w:t>AR-10: admin_note supplied in reject body is stored and returned.</w:t>
-            </w:r>
-          </w:p>
-        </w:tc>
-        <w:tc>
-          <w:tcPr>
-            <w:tcW w:w="2400" w:type="dxa"/>
-          </w:tcPr>
-          <w:p>
-            <w:r>
-              <w:t>Passed</w:t>
-            </w:r>
-          </w:p>
-        </w:tc>
-        <w:tc>
-          <w:tcPr>
-            <w:tcW w:w="2400" w:type="dxa"/>
-          </w:tcPr>
-          <w:p>
-            <w:r>
-              <w:t>0.322</w:t>
-            </w:r>
-          </w:p>
-        </w:tc>
-        <w:tc>
-          <w:tcPr>
-            <w:tcW w:w="2400" w:type="dxa"/>
-          </w:tcPr>
-          <w:p>
-            <w:r>
-              <w:t>asyncio</w:t>
-            </w:r>
-          </w:p>
-        </w:tc>
-        <w:tc>
-          <w:tcPr>
-            <w:tcW w:w="2400" w:type="dxa"/>
-          </w:tcPr>
-          <w:p>
-            <w:r>
-              <w:t>-</w:t>
-            </w:r>
-          </w:p>
-        </w:tc>
-      </w:tr>
-      <w:tr>
-        <w:tc>
-          <w:tcPr>
-            <w:tcW w:w="2400" w:type="dxa"/>
-          </w:tcPr>
-          <w:p>
-            <w:r>
-              <w:t>11</w:t>
-            </w:r>
-          </w:p>
-        </w:tc>
-        <w:tc>
-          <w:tcPr>
-            <w:tcW w:w="2400" w:type="dxa"/>
-          </w:tcPr>
-          <w:p>
-            <w:r>
-              <w:t>test_ar11_rejected_row_visible_in_list</w:t>
-            </w:r>
-          </w:p>
-        </w:tc>
-        <w:tc>
-          <w:tcPr>
-            <w:tcW w:w="2400" w:type="dxa"/>
-          </w:tcPr>
-          <w:p>
-            <w:r>
-              <w:t>AR-11: After rejection, GET /access-requests returns the row with | status='rejected' so the frontend list re-renders correctly.</w:t>
-            </w:r>
-          </w:p>
-        </w:tc>
-        <w:tc>
-          <w:tcPr>
-            <w:tcW w:w="2400" w:type="dxa"/>
-          </w:tcPr>
-          <w:p>
-            <w:r>
-              <w:t>Passed</w:t>
-            </w:r>
-          </w:p>
-        </w:tc>
-        <w:tc>
-          <w:tcPr>
-            <w:tcW w:w="2400" w:type="dxa"/>
-          </w:tcPr>
-          <w:p>
-            <w:r>
-              <w:t>0.309</w:t>
-            </w:r>
-          </w:p>
-        </w:tc>
-        <w:tc>
-          <w:tcPr>
-            <w:tcW w:w="2400" w:type="dxa"/>
-          </w:tcPr>
-          <w:p>
-            <w:r>
-              <w:t>asyncio</w:t>
-            </w:r>
-          </w:p>
-        </w:tc>
-        <w:tc>
-          <w:tcPr>
-            <w:tcW w:w="2400" w:type="dxa"/>
-          </w:tcPr>
-          <w:p>
-            <w:r>
-              <w:t>-</w:t>
-            </w:r>
-          </w:p>
-        </w:tc>
-      </w:tr>
-      <w:tr>
-        <w:tc>
-          <w:tcPr>
-            <w:tcW w:w="2400" w:type="dxa"/>
-          </w:tcPr>
-          <w:p>
-            <w:r>
-              <w:t>12</w:t>
-            </w:r>
-          </w:p>
-        </w:tc>
-        <w:tc>
-          <w:tcPr>
-            <w:tcW w:w="2400" w:type="dxa"/>
-          </w:tcPr>
-          <w:p>
-            <w:r>
-              <w:t>test_ar12_double_accept_is_409</w:t>
-            </w:r>
-          </w:p>
-        </w:tc>
-        <w:tc>
-          <w:tcPr>
-            <w:tcW w:w="2400" w:type="dxa"/>
-          </w:tcPr>
-          <w:p>
-            <w:r>
-              <w:t>AR-12: Accepting an already-approved request must return 409.</w:t>
-            </w:r>
-          </w:p>
-        </w:tc>
-        <w:tc>
-          <w:tcPr>
-            <w:tcW w:w="2400" w:type="dxa"/>
-          </w:tcPr>
-          <w:p>
-            <w:r>
-              <w:t>Passed</w:t>
-            </w:r>
-          </w:p>
-        </w:tc>
-        <w:tc>
-          <w:tcPr>
-            <w:tcW w:w="2400" w:type="dxa"/>
-          </w:tcPr>
-          <w:p>
-            <w:r>
-              <w:t>0.592</w:t>
-            </w:r>
-          </w:p>
-        </w:tc>
-        <w:tc>
-          <w:tcPr>
-            <w:tcW w:w="2400" w:type="dxa"/>
-          </w:tcPr>
-          <w:p>
-            <w:r>
-              <w:t>asyncio</w:t>
-            </w:r>
-          </w:p>
-        </w:tc>
-        <w:tc>
-          <w:tcPr>
-            <w:tcW w:w="2400" w:type="dxa"/>
-          </w:tcPr>
-          <w:p>
-            <w:r>
-              <w:t>-</w:t>
-            </w:r>
-          </w:p>
-        </w:tc>
-      </w:tr>
-      <w:tr>
-        <w:tc>
-          <w:tcPr>
-            <w:tcW w:w="2400" w:type="dxa"/>
-          </w:tcPr>
-          <w:p>
-            <w:r>
-              <w:t>13</w:t>
-            </w:r>
-          </w:p>
-        </w:tc>
-        <w:tc>
-          <w:tcPr>
-            <w:tcW w:w="2400" w:type="dxa"/>
-          </w:tcPr>
-          <w:p>
-            <w:r>
-              <w:t>test_ar13_double_reject_is_409</w:t>
-            </w:r>
-          </w:p>
-        </w:tc>
-        <w:tc>
-          <w:tcPr>
-            <w:tcW w:w="2400" w:type="dxa"/>
-          </w:tcPr>
-          <w:p>
-            <w:r>
-              <w:t>AR-13: Rejecting an already-rejected request must return 409.</w:t>
-            </w:r>
-          </w:p>
-        </w:tc>
-        <w:tc>
-          <w:tcPr>
-            <w:tcW w:w="2400" w:type="dxa"/>
-          </w:tcPr>
-          <w:p>
-            <w:r>
-              <w:t>Passed</w:t>
-            </w:r>
-          </w:p>
-        </w:tc>
-        <w:tc>
-          <w:tcPr>
-            <w:tcW w:w="2400" w:type="dxa"/>
-          </w:tcPr>
-          <w:p>
-            <w:r>
-              <w:t>0.299</w:t>
-            </w:r>
-          </w:p>
-        </w:tc>
-        <w:tc>
-          <w:tcPr>
-            <w:tcW w:w="2400" w:type="dxa"/>
-          </w:tcPr>
-          <w:p>
-            <w:r>
-              <w:t>asyncio</w:t>
-            </w:r>
-          </w:p>
-        </w:tc>
-        <w:tc>
-          <w:tcPr>
-            <w:tcW w:w="2400" w:type="dxa"/>
-          </w:tcPr>
-          <w:p>
-            <w:r>
-              <w:t>-</w:t>
-            </w:r>
-          </w:p>
-        </w:tc>
-      </w:tr>
-      <w:tr>
-        <w:tc>
-          <w:tcPr>
-            <w:tcW w:w="2400" w:type="dxa"/>
-          </w:tcPr>
-          <w:p>
-            <w:r>
-              <w:t>14</w:t>
-            </w:r>
-          </w:p>
-        </w:tc>
-        <w:tc>
-          <w:tcPr>
-            <w:tcW w:w="2400" w:type="dxa"/>
-          </w:tcPr>
-          <w:p>
-            <w:r>
-              <w:t>test_ar14_accept_after_reject_is_409</w:t>
-            </w:r>
-          </w:p>
-        </w:tc>
-        <w:tc>
-          <w:tcPr>
-            <w:tcW w:w="2400" w:type="dxa"/>
-          </w:tcPr>
-          <w:p>
-            <w:r>
-              <w:t>AR-14: A rejected request cannot be subsequently accepted.</w:t>
-            </w:r>
-          </w:p>
-        </w:tc>
-        <w:tc>
-          <w:tcPr>
-            <w:tcW w:w="2400" w:type="dxa"/>
-          </w:tcPr>
-          <w:p>
-            <w:r>
-              <w:t>Passed</w:t>
-            </w:r>
-          </w:p>
-        </w:tc>
-        <w:tc>
-          <w:tcPr>
-            <w:tcW w:w="2400" w:type="dxa"/>
-          </w:tcPr>
-          <w:p>
-            <w:r>
-              <w:t>0.310</w:t>
-            </w:r>
-          </w:p>
-        </w:tc>
-        <w:tc>
-          <w:tcPr>
-            <w:tcW w:w="2400" w:type="dxa"/>
-          </w:tcPr>
-          <w:p>
-            <w:r>
-              <w:t>asyncio</w:t>
-            </w:r>
-          </w:p>
-        </w:tc>
-        <w:tc>
-          <w:tcPr>
-            <w:tcW w:w="2400" w:type="dxa"/>
-          </w:tcPr>
-          <w:p>
-            <w:r>
-              <w:t>-</w:t>
-            </w:r>
-          </w:p>
-        </w:tc>
-      </w:tr>
-      <w:tr>
-        <w:tc>
-          <w:tcPr>
-            <w:tcW w:w="2400" w:type="dxa"/>
-          </w:tcPr>
-          <w:p>
-            <w:r>
-              <w:t>15</w:t>
-            </w:r>
-          </w:p>
-        </w:tc>
-        <w:tc>
-          <w:tcPr>
-            <w:tcW w:w="2400" w:type="dxa"/>
-          </w:tcPr>
-          <w:p>
-            <w:r>
-              <w:t>test_ar15_reject_after_accept_is_409</w:t>
-            </w:r>
-          </w:p>
-        </w:tc>
-        <w:tc>
-          <w:tcPr>
-            <w:tcW w:w="2400" w:type="dxa"/>
-          </w:tcPr>
-          <w:p>
-            <w:r>
-              <w:t>AR-15: An approved request cannot be subsequently rejected.</w:t>
-            </w:r>
-          </w:p>
-        </w:tc>
-        <w:tc>
-          <w:tcPr>
-            <w:tcW w:w="2400" w:type="dxa"/>
-          </w:tcPr>
-          <w:p>
-            <w:r>
-              <w:t>Passed</w:t>
-            </w:r>
-          </w:p>
-        </w:tc>
-        <w:tc>
-          <w:tcPr>
-            <w:tcW w:w="2400" w:type="dxa"/>
-          </w:tcPr>
-          <w:p>
-            <w:r>
-              <w:t>0.604</w:t>
-            </w:r>
-          </w:p>
-        </w:tc>
-        <w:tc>
-          <w:tcPr>
-            <w:tcW w:w="2400" w:type="dxa"/>
-          </w:tcPr>
-          <w:p>
-            <w:r>
-              <w:t>asyncio</w:t>
-            </w:r>
-          </w:p>
-        </w:tc>
-        <w:tc>
-          <w:tcPr>
-            <w:tcW w:w="2400" w:type="dxa"/>
-          </w:tcPr>
-          <w:p>
-            <w:r>
-              <w:t>-</w:t>
-            </w:r>
-          </w:p>
-        </w:tc>
-      </w:tr>
-      <w:tr>
-        <w:tc>
-          <w:tcPr>
-            <w:tcW w:w="2400" w:type="dxa"/>
-          </w:tcPr>
-          <w:p>
-            <w:r>
-              <w:t>16</w:t>
-            </w:r>
-          </w:p>
-        </w:tc>
-        <w:tc>
-          <w:tcPr>
-            <w:tcW w:w="2400" w:type="dxa"/>
-          </w:tcPr>
-          <w:p>
-            <w:r>
-              <w:t>test_ar16_viewer_cannot_accept</w:t>
-            </w:r>
-          </w:p>
-        </w:tc>
-        <w:tc>
-          <w:tcPr>
-            <w:tcW w:w="2400" w:type="dxa"/>
-          </w:tcPr>
-          <w:p>
-            <w:r>
-              <w:t>AR-16: Viewer role must receive 403 on accept.</w:t>
-            </w:r>
-          </w:p>
-        </w:tc>
-        <w:tc>
-          <w:tcPr>
-            <w:tcW w:w="2400" w:type="dxa"/>
-          </w:tcPr>
-          <w:p>
-            <w:r>
-              <w:t>Passed</w:t>
-            </w:r>
-          </w:p>
-        </w:tc>
-        <w:tc>
-          <w:tcPr>
-            <w:tcW w:w="2400" w:type="dxa"/>
-          </w:tcPr>
-          <w:p>
-            <w:r>
-              <w:t>0.319</w:t>
-            </w:r>
-          </w:p>
-        </w:tc>
-        <w:tc>
-          <w:tcPr>
-            <w:tcW w:w="2400" w:type="dxa"/>
-          </w:tcPr>
-          <w:p>
-            <w:r>
-              <w:t>asyncio</w:t>
-            </w:r>
-          </w:p>
-        </w:tc>
-        <w:tc>
-          <w:tcPr>
-            <w:tcW w:w="2400" w:type="dxa"/>
-          </w:tcPr>
-          <w:p>
-            <w:r>
-              <w:t>-</w:t>
-            </w:r>
-          </w:p>
-        </w:tc>
-      </w:tr>
-      <w:tr>
-        <w:tc>
-          <w:tcPr>
-            <w:tcW w:w="2400" w:type="dxa"/>
-          </w:tcPr>
-          <w:p>
-            <w:r>
-              <w:t>17</w:t>
-            </w:r>
-          </w:p>
-        </w:tc>
-        <w:tc>
-          <w:tcPr>
-            <w:tcW w:w="2400" w:type="dxa"/>
-          </w:tcPr>
-          <w:p>
-            <w:r>
-              <w:t>test_ar17_viewer_cannot_reject</w:t>
-            </w:r>
-          </w:p>
-        </w:tc>
-        <w:tc>
-          <w:tcPr>
-            <w:tcW w:w="2400" w:type="dxa"/>
-          </w:tcPr>
-          <w:p>
-            <w:r>
-              <w:t>AR-17: Viewer role must receive 403 on reject.</w:t>
-            </w:r>
-          </w:p>
-        </w:tc>
-        <w:tc>
-          <w:tcPr>
-            <w:tcW w:w="2400" w:type="dxa"/>
-          </w:tcPr>
-          <w:p>
-            <w:r>
-              <w:t>Passed</w:t>
-            </w:r>
-          </w:p>
-        </w:tc>
-        <w:tc>
-          <w:tcPr>
-            <w:tcW w:w="2400" w:type="dxa"/>
-          </w:tcPr>
-          <w:p>
-            <w:r>
-              <w:t>0.330</w:t>
-            </w:r>
-          </w:p>
-        </w:tc>
-        <w:tc>
-          <w:tcPr>
-            <w:tcW w:w="2400" w:type="dxa"/>
-          </w:tcPr>
-          <w:p>
-            <w:r>
-              <w:t>asyncio</w:t>
-            </w:r>
-          </w:p>
-        </w:tc>
-        <w:tc>
-          <w:tcPr>
-            <w:tcW w:w="2400" w:type="dxa"/>
-          </w:tcPr>
-          <w:p>
-            <w:r>
-              <w:t>-</w:t>
-            </w:r>
-          </w:p>
-        </w:tc>
-      </w:tr>
-      <w:tr>
-        <w:tc>
-          <w:tcPr>
-            <w:tcW w:w="2400" w:type="dxa"/>
-          </w:tcPr>
-          <w:p>
-            <w:r>
-              <w:t>18</w:t>
-            </w:r>
-          </w:p>
-        </w:tc>
-        <w:tc>
-          <w:tcPr>
-            <w:tcW w:w="2400" w:type="dxa"/>
-          </w:tcPr>
-          <w:p>
-            <w:r>
-              <w:t>test_ar18_unauthenticated_accept_is_401</w:t>
-            </w:r>
-          </w:p>
-        </w:tc>
-        <w:tc>
-          <w:tcPr>
-            <w:tcW w:w="2400" w:type="dxa"/>
-          </w:tcPr>
-          <w:p>
-            <w:r>
-              <w:t>AR-18: No Bearer token on accept → 401.</w:t>
-            </w:r>
-          </w:p>
-        </w:tc>
-        <w:tc>
-          <w:tcPr>
-            <w:tcW w:w="2400" w:type="dxa"/>
-          </w:tcPr>
-          <w:p>
-            <w:r>
-              <w:t>Passed</w:t>
-            </w:r>
-          </w:p>
-        </w:tc>
-        <w:tc>
-          <w:tcPr>
-            <w:tcW w:w="2400" w:type="dxa"/>
-          </w:tcPr>
-          <w:p>
-            <w:r>
-              <w:t>0.032</w:t>
-            </w:r>
-          </w:p>
-        </w:tc>
-        <w:tc>
-          <w:tcPr>
-            <w:tcW w:w="2400" w:type="dxa"/>
-          </w:tcPr>
-          <w:p>
-            <w:r>
-              <w:t>asyncio</w:t>
-            </w:r>
-          </w:p>
-        </w:tc>
-        <w:tc>
-          <w:tcPr>
-            <w:tcW w:w="2400" w:type="dxa"/>
-          </w:tcPr>
-          <w:p>
-            <w:r>
-              <w:t>-</w:t>
-            </w:r>
-          </w:p>
-        </w:tc>
-      </w:tr>
-      <w:tr>
-        <w:tc>
-          <w:tcPr>
-            <w:tcW w:w="2400" w:type="dxa"/>
-          </w:tcPr>
-          <w:p>
-            <w:r>
-              <w:t>19</w:t>
-            </w:r>
-          </w:p>
-        </w:tc>
-        <w:tc>
-          <w:tcPr>
-            <w:tcW w:w="2400" w:type="dxa"/>
-          </w:tcPr>
-          <w:p>
-            <w:r>
-              <w:t>test_ar19_unauthenticated_reject_is_401</w:t>
-            </w:r>
-          </w:p>
-        </w:tc>
-        <w:tc>
-          <w:tcPr>
-            <w:tcW w:w="2400" w:type="dxa"/>
-          </w:tcPr>
-          <w:p>
-            <w:r>
-              <w:t>AR-19: No Bearer token on reject → 401.</w:t>
-            </w:r>
-          </w:p>
-        </w:tc>
-        <w:tc>
-          <w:tcPr>
-            <w:tcW w:w="2400" w:type="dxa"/>
-          </w:tcPr>
-          <w:p>
-            <w:r>
-              <w:t>Passed</w:t>
-            </w:r>
-          </w:p>
-        </w:tc>
-        <w:tc>
-          <w:tcPr>
-            <w:tcW w:w="2400" w:type="dxa"/>
-          </w:tcPr>
-          <w:p>
-            <w:r>
-              <w:t>0.024</w:t>
-            </w:r>
-          </w:p>
-        </w:tc>
-        <w:tc>
-          <w:tcPr>
-            <w:tcW w:w="2400" w:type="dxa"/>
-          </w:tcPr>
-          <w:p>
-            <w:r>
-              <w:t>asyncio</w:t>
-            </w:r>
-          </w:p>
-        </w:tc>
-        <w:tc>
-          <w:tcPr>
-            <w:tcW w:w="2400" w:type="dxa"/>
-          </w:tcPr>
-          <w:p>
-            <w:r>
-              <w:t>-</w:t>
-            </w:r>
-          </w:p>
-        </w:tc>
-      </w:tr>
-      <w:tr>
-        <w:tc>
-          <w:tcPr>
-            <w:tcW w:w="2400" w:type="dxa"/>
-          </w:tcPr>
-          <w:p>
-            <w:r>
-              <w:t>20</w:t>
-            </w:r>
-          </w:p>
-        </w:tc>
-        <w:tc>
-          <w:tcPr>
-            <w:tcW w:w="2400" w:type="dxa"/>
-          </w:tcPr>
-          <w:p>
-            <w:r>
-              <w:t>test_ar20_accept_nonexistent_is_404</w:t>
-            </w:r>
-          </w:p>
-        </w:tc>
-        <w:tc>
-          <w:tcPr>
-            <w:tcW w:w="2400" w:type="dxa"/>
-          </w:tcPr>
-          <w:p>
-            <w:r>
-              <w:t>AR-20: Accepting a non-existent request id must return 404.</w:t>
-            </w:r>
-          </w:p>
-        </w:tc>
-        <w:tc>
-          <w:tcPr>
-            <w:tcW w:w="2400" w:type="dxa"/>
-          </w:tcPr>
-          <w:p>
-            <w:r>
-              <w:t>Passed</w:t>
-            </w:r>
-          </w:p>
-        </w:tc>
-        <w:tc>
-          <w:tcPr>
-            <w:tcW w:w="2400" w:type="dxa"/>
-          </w:tcPr>
-          <w:p>
-            <w:r>
-              <w:t>0.317</w:t>
-            </w:r>
-          </w:p>
-        </w:tc>
-        <w:tc>
-          <w:tcPr>
-            <w:tcW w:w="2400" w:type="dxa"/>
-          </w:tcPr>
-          <w:p>
-            <w:r>
-              <w:t>asyncio</w:t>
-            </w:r>
-          </w:p>
-        </w:tc>
-        <w:tc>
-          <w:tcPr>
-            <w:tcW w:w="2400" w:type="dxa"/>
-          </w:tcPr>
-          <w:p>
-            <w:r>
-              <w:t>-</w:t>
-            </w:r>
-          </w:p>
-        </w:tc>
-      </w:tr>
-      <w:tr>
-        <w:tc>
-          <w:tcPr>
-            <w:tcW w:w="2400" w:type="dxa"/>
-          </w:tcPr>
-          <w:p>
-            <w:r>
-              <w:t>21</w:t>
-            </w:r>
-          </w:p>
-        </w:tc>
-        <w:tc>
-          <w:tcPr>
-            <w:tcW w:w="2400" w:type="dxa"/>
-          </w:tcPr>
-          <w:p>
-            <w:r>
-              <w:t>test_ar21_reject_nonexistent_is_404</w:t>
-            </w:r>
-          </w:p>
-        </w:tc>
-        <w:tc>
-          <w:tcPr>
-            <w:tcW w:w="2400" w:type="dxa"/>
-          </w:tcPr>
-          <w:p>
-            <w:r>
-              <w:t>AR-21: Rejecting a non-existent request id must return 404.</w:t>
-            </w:r>
-          </w:p>
-        </w:tc>
-        <w:tc>
-          <w:tcPr>
-            <w:tcW w:w="2400" w:type="dxa"/>
-          </w:tcPr>
-          <w:p>
-            <w:r>
-              <w:t>Passed</w:t>
-            </w:r>
-          </w:p>
-        </w:tc>
-        <w:tc>
-          <w:tcPr>
-            <w:tcW w:w="2400" w:type="dxa"/>
-          </w:tcPr>
-          <w:p>
-            <w:r>
-              <w:t>0.312</w:t>
-            </w:r>
-          </w:p>
-        </w:tc>
-        <w:tc>
-          <w:tcPr>
-            <w:tcW w:w="2400" w:type="dxa"/>
-          </w:tcPr>
-          <w:p>
-            <w:r>
-              <w:t>asyncio</w:t>
-            </w:r>
-          </w:p>
-        </w:tc>
-        <w:tc>
-          <w:tcPr>
-            <w:tcW w:w="2400" w:type="dxa"/>
-          </w:tcPr>
-          <w:p>
-            <w:r>
-              <w:t>-</w:t>
-            </w:r>
-          </w:p>
-        </w:tc>
-      </w:tr>
-      <w:tr>
-        <w:tc>
-          <w:tcPr>
-            <w:tcW w:w="2400" w:type="dxa"/>
-          </w:tcPr>
-          <w:p>
-            <w:r>
               <w:t>22</w:t>
             </w:r>
           </w:p>
@@ -1860,7 +1860,7 @@
           </w:tcPr>
           <w:p>
             <w:r>
-              <w:t>0.639</w:t>
+              <w:t>0.872</w:t>
             </w:r>
           </w:p>
         </w:tc>
@@ -1932,7 +1932,7 @@
           </w:tcPr>
           <w:p>
             <w:r>
-              <w:t>0.319</w:t>
+              <w:t>0.303</w:t>
             </w:r>
           </w:p>
         </w:tc>
@@ -2004,7 +2004,7 @@
           </w:tcPr>
           <w:p>
             <w:r>
-              <w:t>0.328</w:t>
+              <w:t>0.308</w:t>
             </w:r>
           </w:p>
         </w:tc>
@@ -2076,7 +2076,7 @@
           </w:tcPr>
           <w:p>
             <w:r>
-              <w:t>0.307</w:t>
+              <w:t>0.298</w:t>
             </w:r>
           </w:p>
         </w:tc>
@@ -2148,7 +2148,7 @@
           </w:tcPr>
           <w:p>
             <w:r>
-              <w:t>0.311</w:t>
+              <w:t>0.313</w:t>
             </w:r>
           </w:p>
         </w:tc>
@@ -2220,7 +2220,7 @@
           </w:tcPr>
           <w:p>
             <w:r>
-              <w:t>0.025</w:t>
+              <w:t>0.071</w:t>
             </w:r>
           </w:p>
         </w:tc>
